--- a/backend/uploads/nested_table.docx
+++ b/backend/uploads/nested_table.docx
@@ -4,7 +4,6 @@
   <w:body>
     <w:p>
       <w:pPr>
-        <w:jc w:val="center"/>
         <w:rPr>
           <w:b/>
           <w:bCs/>
@@ -19,7 +18,79 @@
           <w:sz w:val="40"/>
           <w:szCs w:val="40"/>
         </w:rPr>
-        <w:t>NESTED TABLE SAMPLE DOCUMENT</w:t>
+        <w:t>N</w:t>
+      </w:r>
+      <w:r>
+        <w:rPr>
+          <w:b/>
+          <w:bCs/>
+          <w:sz w:val="40"/>
+          <w:szCs w:val="40"/>
+        </w:rPr>
+        <w:t>ested</w:t>
+      </w:r>
+      <w:r>
+        <w:rPr>
+          <w:b/>
+          <w:bCs/>
+          <w:sz w:val="40"/>
+          <w:szCs w:val="40"/>
+        </w:rPr>
+        <w:t xml:space="preserve"> </w:t>
+      </w:r>
+      <w:r>
+        <w:rPr>
+          <w:b/>
+          <w:bCs/>
+          <w:sz w:val="40"/>
+          <w:szCs w:val="40"/>
+        </w:rPr>
+        <w:t>T</w:t>
+      </w:r>
+      <w:r>
+        <w:rPr>
+          <w:b/>
+          <w:bCs/>
+          <w:sz w:val="40"/>
+          <w:szCs w:val="40"/>
+        </w:rPr>
+        <w:t>able</w:t>
+      </w:r>
+      <w:r>
+        <w:rPr>
+          <w:b/>
+          <w:bCs/>
+          <w:sz w:val="40"/>
+          <w:szCs w:val="40"/>
+        </w:rPr>
+        <w:t xml:space="preserve"> S</w:t>
+      </w:r>
+      <w:r>
+        <w:rPr>
+          <w:b/>
+          <w:bCs/>
+          <w:sz w:val="40"/>
+          <w:szCs w:val="40"/>
+        </w:rPr>
+        <w:t>ample</w:t>
+      </w:r>
+      <w:r>
+        <w:rPr>
+          <w:b/>
+          <w:bCs/>
+          <w:sz w:val="40"/>
+          <w:szCs w:val="40"/>
+        </w:rPr>
+        <w:t xml:space="preserve"> D</w:t>
+      </w:r>
+      <w:r>
+        <w:rPr>
+          <w:b/>
+          <w:bCs/>
+          <w:sz w:val="40"/>
+          <w:szCs w:val="40"/>
+        </w:rPr>
+        <w:t>ocument</w:t>
       </w:r>
     </w:p>
     <w:p>
@@ -125,7 +196,7 @@
       </w:tr>
       <w:tr>
         <w:trPr>
-          <w:trHeight w:val="2529"/>
+          <w:trHeight w:val="2671"/>
         </w:trPr>
         <w:tc>
           <w:tcPr>
@@ -397,7 +468,7 @@
       </w:tr>
       <w:tr>
         <w:trPr>
-          <w:trHeight w:val="2275"/>
+          <w:trHeight w:val="2553"/>
         </w:trPr>
         <w:tc>
           <w:tcPr>
@@ -1257,6 +1328,7 @@
   <w:style w:type="character" w:default="1" w:styleId="DefaultParagraphFont">
     <w:name w:val="Default Paragraph Font"/>
     <w:uiPriority w:val="1"/>
+    <w:semiHidden/>
     <w:unhideWhenUsed/>
   </w:style>
   <w:style w:type="table" w:default="1" w:styleId="TableNormal">
